--- a/examples/timeseries/doc/13_ts_lstm.docx
+++ b/examples/timeseries/doc/13_ts_lstm.docx
@@ -55,6 +55,45 @@
       <w:pPr>
         <w:pStyle w:val="SourceCode"/>
       </w:pPr>
+      <w:r>
+        <w:rPr>
+          <w:rStyle w:val="FunctionTok"/>
+        </w:rPr>
+        <w:t xml:space="preserve">source</w:t>
+      </w:r>
+      <w:r>
+        <w:rPr>
+          <w:rStyle w:val="NormalTok"/>
+        </w:rPr>
+        <w:t xml:space="preserve">(</w:t>
+      </w:r>
+      <w:r>
+        <w:rPr>
+          <w:rStyle w:val="FunctionTok"/>
+        </w:rPr>
+        <w:t xml:space="preserve">url</w:t>
+      </w:r>
+      <w:r>
+        <w:rPr>
+          <w:rStyle w:val="NormalTok"/>
+        </w:rPr>
+        <w:t xml:space="preserve">(</w:t>
+      </w:r>
+      <w:r>
+        <w:rPr>
+          <w:rStyle w:val="StringTok"/>
+        </w:rPr>
+        <w:t xml:space="preserve">"https://raw.githubusercontent.com/cefet-rj-dal/daltoolboxdp/main/examples/seed.R"</w:t>
+      </w:r>
+      <w:r>
+        <w:rPr>
+          <w:rStyle w:val="NormalTok"/>
+        </w:rPr>
+        <w:t xml:space="preserve">))</w:t>
+      </w:r>
+      <w:r>
+        <w:br/>
+      </w:r>
       <w:r>
         <w:rPr>
           <w:rStyle w:val="CommentTok"/>
@@ -927,6 +966,21 @@
       </w:r>
       <w:r>
         <w:rPr>
+          <w:rStyle w:val="FunctionTok"/>
+        </w:rPr>
+        <w:t xml:space="preserve">set_example_seed</w:t>
+      </w:r>
+      <w:r>
+        <w:rPr>
+          <w:rStyle w:val="NormalTok"/>
+        </w:rPr>
+        <w:t xml:space="preserve">()</w:t>
+      </w:r>
+      <w:r>
+        <w:br/>
+      </w:r>
+      <w:r>
+        <w:rPr>
           <w:rStyle w:val="NormalTok"/>
         </w:rPr>
         <w:t xml:space="preserve">model </w:t>
@@ -1605,7 +1659,7 @@
         <w:rPr>
           <w:rStyle w:val="VerbatimChar"/>
         </w:rPr>
-        <w:t xml:space="preserve">## [1] 0.0005340278</w:t>
+        <w:t xml:space="preserve">## [1] 0.0006950155</w:t>
       </w:r>
     </w:p>
     <w:p>
@@ -1935,7 +1989,7 @@
         <w:rPr>
           <w:rStyle w:val="VerbatimChar"/>
         </w:rPr>
-        <w:t xml:space="preserve">## [1] "0.41, 0.43"   "0.17, 0.19"   "-0.08, -0.07" "-0.32, -0.33" "-0.54, -0.57"</w:t>
+        <w:t xml:space="preserve">## [1] "0.41, 0.43"   "0.17, 0.20"   "-0.08, -0.05" "-0.32, -0.30" "-0.54, -0.55"</w:t>
       </w:r>
     </w:p>
     <w:p>
@@ -2040,7 +2094,7 @@
         <w:rPr>
           <w:rStyle w:val="VerbatimChar"/>
         </w:rPr>
-        <w:t xml:space="preserve">##            mse      smape        R2</w:t>
+        <w:t xml:space="preserve">##            mse     smape        R2</w:t>
       </w:r>
       <w:r>
         <w:br/>
@@ -2049,7 +2103,7 @@
         <w:rPr>
           <w:rStyle w:val="VerbatimChar"/>
         </w:rPr>
-        <w:t xml:space="preserve">## 1 0.0002284451 0.06766851 0.9980269</w:t>
+        <w:t xml:space="preserve">## 1 0.0004300927 0.1427813 0.9962853</w:t>
       </w:r>
     </w:p>
     <w:p>
@@ -2149,7 +2203,7 @@
         <w:rPr>
           <w:rStyle w:val="VerbatimChar"/>
         </w:rPr>
-        <w:t xml:space="preserve">## [1] "smape: 6.77"</w:t>
+        <w:t xml:space="preserve">## [1] "smape: 14.28"</w:t>
       </w:r>
     </w:p>
     <w:p>
@@ -2368,7 +2422,7 @@
               <a:graphicData uri="http://schemas.openxmlformats.org/drawingml/2006/picture">
                 <pic:pic>
                   <pic:nvPicPr>
-                    <pic:cNvPr descr="/home/gpca/daltoolboxdp/examples/timeseries/doc/13_ts_lstm_files/02dd0f2b7b4a0a8a127bed3063acac8ac2c8c8b3.png" id="14" name="Picture"/>
+                    <pic:cNvPr descr="/home/gpca/daltoolboxdp/examples/timeseries/doc/13_ts_lstm_files/bb7c53581393d5db932eb0b9d017f261545fa664.png" id="14" name="Picture"/>
                     <pic:cNvPicPr>
                       <a:picLocks noChangeArrowheads="1" noChangeAspect="1"/>
                     </pic:cNvPicPr>
@@ -2923,7 +2977,7 @@
               <a:graphicData uri="http://schemas.openxmlformats.org/drawingml/2006/picture">
                 <pic:pic>
                   <pic:nvPicPr>
-                    <pic:cNvPr descr="/home/gpca/daltoolboxdp/examples/timeseries/doc/13_ts_lstm_files/3af0649700060968080a142070cc46f245c9c85a.png" id="17" name="Picture"/>
+                    <pic:cNvPr descr="/home/gpca/daltoolboxdp/examples/timeseries/doc/13_ts_lstm_files/cdd26d96a8bb463d0b0728fd34e39e130f2ef679.png" id="17" name="Picture"/>
                     <pic:cNvPicPr>
                       <a:picLocks noChangeArrowheads="1" noChangeAspect="1"/>
                     </pic:cNvPicPr>

--- a/examples/timeseries/doc/13_ts_lstm.docx
+++ b/examples/timeseries/doc/13_ts_lstm.docx
@@ -736,6 +736,98 @@
     <w:p>
       <w:pPr>
         <w:pStyle w:val="FirstParagraph"/>
+      </w:pPr>
+      <w:r>
+        <w:t xml:space="preserve">Contract note</w:t>
+      </w:r>
+      <w:r>
+        <w:t xml:space="preserve"> </w:t>
+      </w:r>
+      <w:r>
+        <w:t xml:space="preserve">-</w:t>
+      </w:r>
+      <w:r>
+        <w:t xml:space="preserve"> </w:t>
+      </w:r>
+      <w:r>
+        <w:rPr>
+          <w:rStyle w:val="VerbatimChar"/>
+        </w:rPr>
+        <w:t xml:space="preserve">fit()</w:t>
+      </w:r>
+      <w:r>
+        <w:t xml:space="preserve"> </w:t>
+      </w:r>
+      <w:r>
+        <w:t xml:space="preserve">consumes the supervised projection</w:t>
+      </w:r>
+      <w:r>
+        <w:t xml:space="preserve"> </w:t>
+      </w:r>
+      <w:r>
+        <w:rPr>
+          <w:rStyle w:val="VerbatimChar"/>
+        </w:rPr>
+        <w:t xml:space="preserve">x = io_train$input</w:t>
+      </w:r>
+      <w:r>
+        <w:t xml:space="preserve"> </w:t>
+      </w:r>
+      <w:r>
+        <w:t xml:space="preserve">and</w:t>
+      </w:r>
+      <w:r>
+        <w:t xml:space="preserve"> </w:t>
+      </w:r>
+      <w:r>
+        <w:rPr>
+          <w:rStyle w:val="VerbatimChar"/>
+        </w:rPr>
+        <w:t xml:space="preserve">y = io_train$output</w:t>
+      </w:r>
+      <w:r>
+        <w:t xml:space="preserve">.</w:t>
+      </w:r>
+      <w:r>
+        <w:t xml:space="preserve"> </w:t>
+      </w:r>
+      <w:r>
+        <w:t xml:space="preserve">-</w:t>
+      </w:r>
+      <w:r>
+        <w:t xml:space="preserve"> </w:t>
+      </w:r>
+      <w:r>
+        <w:rPr>
+          <w:rStyle w:val="VerbatimChar"/>
+        </w:rPr>
+        <w:t xml:space="preserve">predict()</w:t>
+      </w:r>
+      <w:r>
+        <w:t xml:space="preserve"> </w:t>
+      </w:r>
+      <w:r>
+        <w:t xml:space="preserve">is interpreted here as the numeric forecast path;</w:t>
+      </w:r>
+      <w:r>
+        <w:t xml:space="preserve"> </w:t>
+      </w:r>
+      <w:r>
+        <w:rPr>
+          <w:rStyle w:val="VerbatimChar"/>
+        </w:rPr>
+        <w:t xml:space="preserve">as.vector()</w:t>
+      </w:r>
+      <w:r>
+        <w:t xml:space="preserve"> </w:t>
+      </w:r>
+      <w:r>
+        <w:t xml:space="preserve">keeps that explicit for downstream code.</w:t>
+      </w:r>
+    </w:p>
+    <w:p>
+      <w:pPr>
+        <w:pStyle w:val="BodyText"/>
       </w:pPr>
       <w:r>
         <w:t xml:space="preserve">We now train the LSTM model on the prepared training data.</w:t>

--- a/examples/timeseries/doc/13_ts_lstm.docx
+++ b/examples/timeseries/doc/13_ts_lstm.docx
@@ -333,34 +333,70 @@
         <w:rPr>
           <w:rStyle w:val="VerbatimChar"/>
         </w:rPr>
-        <w:t xml:space="preserve">##             t9        t8        t7        t6        t5        t4        t3        t2        t1        t0</w:t>
-      </w:r>
-      <w:r>
-        <w:br/>
-      </w:r>
-      <w:r>
-        <w:rPr>
-          <w:rStyle w:val="VerbatimChar"/>
-        </w:rPr>
-        <w:t xml:space="preserve">## [1,] 0.0000000 0.2474040 0.4794255 0.6816388 0.8414710 0.9489846 0.9974950 0.9839859 0.9092974 0.7780732</w:t>
-      </w:r>
-      <w:r>
-        <w:br/>
-      </w:r>
-      <w:r>
-        <w:rPr>
-          <w:rStyle w:val="VerbatimChar"/>
-        </w:rPr>
-        <w:t xml:space="preserve">## [2,] 0.2474040 0.4794255 0.6816388 0.8414710 0.9489846 0.9974950 0.9839859 0.9092974 0.7780732 0.5984721</w:t>
-      </w:r>
-      <w:r>
-        <w:br/>
-      </w:r>
-      <w:r>
-        <w:rPr>
-          <w:rStyle w:val="VerbatimChar"/>
-        </w:rPr>
-        <w:t xml:space="preserve">## [3,] 0.4794255 0.6816388 0.8414710 0.9489846 0.9974950 0.9839859 0.9092974 0.7780732 0.5984721 0.3816610</w:t>
+        <w:t xml:space="preserve">##             t9        t8        t7        t6        t5        t4        t3</w:t>
+      </w:r>
+      <w:r>
+        <w:br/>
+      </w:r>
+      <w:r>
+        <w:rPr>
+          <w:rStyle w:val="VerbatimChar"/>
+        </w:rPr>
+        <w:t xml:space="preserve">## [1,] 0.0000000 0.2474040 0.4794255 0.6816388 0.8414710 0.9489846 0.9974950</w:t>
+      </w:r>
+      <w:r>
+        <w:br/>
+      </w:r>
+      <w:r>
+        <w:rPr>
+          <w:rStyle w:val="VerbatimChar"/>
+        </w:rPr>
+        <w:t xml:space="preserve">## [2,] 0.2474040 0.4794255 0.6816388 0.8414710 0.9489846 0.9974950 0.9839859</w:t>
+      </w:r>
+      <w:r>
+        <w:br/>
+      </w:r>
+      <w:r>
+        <w:rPr>
+          <w:rStyle w:val="VerbatimChar"/>
+        </w:rPr>
+        <w:t xml:space="preserve">## [3,] 0.4794255 0.6816388 0.8414710 0.9489846 0.9974950 0.9839859 0.9092974</w:t>
+      </w:r>
+      <w:r>
+        <w:br/>
+      </w:r>
+      <w:r>
+        <w:rPr>
+          <w:rStyle w:val="VerbatimChar"/>
+        </w:rPr>
+        <w:t xml:space="preserve">##             t2        t1        t0</w:t>
+      </w:r>
+      <w:r>
+        <w:br/>
+      </w:r>
+      <w:r>
+        <w:rPr>
+          <w:rStyle w:val="VerbatimChar"/>
+        </w:rPr>
+        <w:t xml:space="preserve">## [1,] 0.9839859 0.9092974 0.7780732</w:t>
+      </w:r>
+      <w:r>
+        <w:br/>
+      </w:r>
+      <w:r>
+        <w:rPr>
+          <w:rStyle w:val="VerbatimChar"/>
+        </w:rPr>
+        <w:t xml:space="preserve">## [2,] 0.9092974 0.7780732 0.5984721</w:t>
+      </w:r>
+      <w:r>
+        <w:br/>
+      </w:r>
+      <w:r>
+        <w:rPr>
+          <w:rStyle w:val="VerbatimChar"/>
+        </w:rPr>
+        <w:t xml:space="preserve">## [3,] 0.7780732 0.5984721 0.3816610</w:t>
       </w:r>
     </w:p>
     <w:p>
@@ -531,7 +567,7 @@
               <a:graphicData uri="http://schemas.openxmlformats.org/drawingml/2006/picture">
                 <pic:pic>
                   <pic:nvPicPr>
-                    <pic:cNvPr descr="/home/gpca/daltoolboxdp/examples/timeseries/doc/13_ts_lstm_files/2311a3ccdefa9666c559bd154e42236a6cdf3fea.png" id="11" name="Picture"/>
+                    <pic:cNvPr descr="C:\Git\dal\daltoolboxdp\examples\timeseries\doc\13_ts_lstm_files/716a4d1e457f97618aa46ca41f6f38e17df76816.png" id="11" name="Picture"/>
                     <pic:cNvPicPr>
                       <a:picLocks noChangeArrowheads="1" noChangeAspect="1"/>
                     </pic:cNvPicPr>
@@ -1751,7 +1787,7 @@
         <w:rPr>
           <w:rStyle w:val="VerbatimChar"/>
         </w:rPr>
-        <w:t xml:space="preserve">## [1] 0.0006950155</w:t>
+        <w:t xml:space="preserve">## [1] 0.0006950154</w:t>
       </w:r>
     </w:p>
     <w:p>
@@ -2186,16 +2222,16 @@
         <w:rPr>
           <w:rStyle w:val="VerbatimChar"/>
         </w:rPr>
-        <w:t xml:space="preserve">##            mse     smape        R2</w:t>
-      </w:r>
-      <w:r>
-        <w:br/>
-      </w:r>
-      <w:r>
-        <w:rPr>
-          <w:rStyle w:val="VerbatimChar"/>
-        </w:rPr>
-        <w:t xml:space="preserve">## 1 0.0004300927 0.1427813 0.9962853</w:t>
+        <w:t xml:space="preserve">##            mse    smape        R2</w:t>
+      </w:r>
+      <w:r>
+        <w:br/>
+      </w:r>
+      <w:r>
+        <w:rPr>
+          <w:rStyle w:val="VerbatimChar"/>
+        </w:rPr>
+        <w:t xml:space="preserve">## 1 0.0004300926 0.142782 0.9962853</w:t>
       </w:r>
     </w:p>
     <w:p>
@@ -2514,7 +2550,7 @@
               <a:graphicData uri="http://schemas.openxmlformats.org/drawingml/2006/picture">
                 <pic:pic>
                   <pic:nvPicPr>
-                    <pic:cNvPr descr="/home/gpca/daltoolboxdp/examples/timeseries/doc/13_ts_lstm_files/bb7c53581393d5db932eb0b9d017f261545fa664.png" id="14" name="Picture"/>
+                    <pic:cNvPr descr="C:\Git\dal\daltoolboxdp\examples\timeseries\doc\13_ts_lstm_files/5e2187acf4742730dbc339d049e3f7255ec251b2.png" id="14" name="Picture"/>
                     <pic:cNvPicPr>
                       <a:picLocks noChangeArrowheads="1" noChangeAspect="1"/>
                     </pic:cNvPicPr>
@@ -3069,7 +3105,7 @@
               <a:graphicData uri="http://schemas.openxmlformats.org/drawingml/2006/picture">
                 <pic:pic>
                   <pic:nvPicPr>
-                    <pic:cNvPr descr="/home/gpca/daltoolboxdp/examples/timeseries/doc/13_ts_lstm_files/cdd26d96a8bb463d0b0728fd34e39e130f2ef679.png" id="17" name="Picture"/>
+                    <pic:cNvPr descr="C:\Git\dal\daltoolboxdp\examples\timeseries\doc\13_ts_lstm_files/10c0821b41e1fec072e728cd9dd4e529194b1383.png" id="17" name="Picture"/>
                     <pic:cNvPicPr>
                       <a:picLocks noChangeArrowheads="1" noChangeAspect="1"/>
                     </pic:cNvPicPr>

--- a/examples/timeseries/doc/13_ts_lstm.docx
+++ b/examples/timeseries/doc/13_ts_lstm.docx
@@ -333,7 +333,7 @@
         <w:rPr>
           <w:rStyle w:val="VerbatimChar"/>
         </w:rPr>
-        <w:t xml:space="preserve">##             t9        t8        t7        t6        t5        t4        t3</w:t>
+        <w:t xml:space="preserve">##             t9        t8        t7        t6        t5        t4        t3        t2        t1        t0</w:t>
       </w:r>
       <w:r>
         <w:br/>
@@ -342,7 +342,7 @@
         <w:rPr>
           <w:rStyle w:val="VerbatimChar"/>
         </w:rPr>
-        <w:t xml:space="preserve">## [1,] 0.0000000 0.2474040 0.4794255 0.6816388 0.8414710 0.9489846 0.9974950</w:t>
+        <w:t xml:space="preserve">## [1,] 0.0000000 0.2474040 0.4794255 0.6816388 0.8414710 0.9489846 0.9974950 0.9839859 0.9092974 0.7780732</w:t>
       </w:r>
       <w:r>
         <w:br/>
@@ -351,7 +351,7 @@
         <w:rPr>
           <w:rStyle w:val="VerbatimChar"/>
         </w:rPr>
-        <w:t xml:space="preserve">## [2,] 0.2474040 0.4794255 0.6816388 0.8414710 0.9489846 0.9974950 0.9839859</w:t>
+        <w:t xml:space="preserve">## [2,] 0.2474040 0.4794255 0.6816388 0.8414710 0.9489846 0.9974950 0.9839859 0.9092974 0.7780732 0.5984721</w:t>
       </w:r>
       <w:r>
         <w:br/>
@@ -360,43 +360,7 @@
         <w:rPr>
           <w:rStyle w:val="VerbatimChar"/>
         </w:rPr>
-        <w:t xml:space="preserve">## [3,] 0.4794255 0.6816388 0.8414710 0.9489846 0.9974950 0.9839859 0.9092974</w:t>
-      </w:r>
-      <w:r>
-        <w:br/>
-      </w:r>
-      <w:r>
-        <w:rPr>
-          <w:rStyle w:val="VerbatimChar"/>
-        </w:rPr>
-        <w:t xml:space="preserve">##             t2        t1        t0</w:t>
-      </w:r>
-      <w:r>
-        <w:br/>
-      </w:r>
-      <w:r>
-        <w:rPr>
-          <w:rStyle w:val="VerbatimChar"/>
-        </w:rPr>
-        <w:t xml:space="preserve">## [1,] 0.9839859 0.9092974 0.7780732</w:t>
-      </w:r>
-      <w:r>
-        <w:br/>
-      </w:r>
-      <w:r>
-        <w:rPr>
-          <w:rStyle w:val="VerbatimChar"/>
-        </w:rPr>
-        <w:t xml:space="preserve">## [2,] 0.9092974 0.7780732 0.5984721</w:t>
-      </w:r>
-      <w:r>
-        <w:br/>
-      </w:r>
-      <w:r>
-        <w:rPr>
-          <w:rStyle w:val="VerbatimChar"/>
-        </w:rPr>
-        <w:t xml:space="preserve">## [3,] 0.7780732 0.5984721 0.3816610</w:t>
+        <w:t xml:space="preserve">## [3,] 0.4794255 0.6816388 0.8414710 0.9489846 0.9974950 0.9839859 0.9092974 0.7780732 0.5984721 0.3816610</w:t>
       </w:r>
     </w:p>
     <w:p>
@@ -567,7 +531,7 @@
               <a:graphicData uri="http://schemas.openxmlformats.org/drawingml/2006/picture">
                 <pic:pic>
                   <pic:nvPicPr>
-                    <pic:cNvPr descr="C:\Git\dal\daltoolboxdp\examples\timeseries\doc\13_ts_lstm_files/716a4d1e457f97618aa46ca41f6f38e17df76816.png" id="11" name="Picture"/>
+                    <pic:cNvPr descr="/home/gpca/daltoolboxdp/examples/timeseries/doc/13_ts_lstm_files/2311a3ccdefa9666c559bd154e42236a6cdf3fea.png" id="11" name="Picture"/>
                     <pic:cNvPicPr>
                       <a:picLocks noChangeArrowheads="1" noChangeAspect="1"/>
                     </pic:cNvPicPr>
@@ -1787,7 +1751,7 @@
         <w:rPr>
           <w:rStyle w:val="VerbatimChar"/>
         </w:rPr>
-        <w:t xml:space="preserve">## [1] 0.0006950154</w:t>
+        <w:t xml:space="preserve">## [1] 0.0006949565</w:t>
       </w:r>
     </w:p>
     <w:p>
@@ -2231,7 +2195,7 @@
         <w:rPr>
           <w:rStyle w:val="VerbatimChar"/>
         </w:rPr>
-        <w:t xml:space="preserve">## 1 0.0004300926 0.142782 0.9962853</w:t>
+        <w:t xml:space="preserve">## 1 0.0004300785 0.142778 0.9962854</w:t>
       </w:r>
     </w:p>
     <w:p>
@@ -2550,7 +2514,7 @@
               <a:graphicData uri="http://schemas.openxmlformats.org/drawingml/2006/picture">
                 <pic:pic>
                   <pic:nvPicPr>
-                    <pic:cNvPr descr="C:\Git\dal\daltoolboxdp\examples\timeseries\doc\13_ts_lstm_files/5e2187acf4742730dbc339d049e3f7255ec251b2.png" id="14" name="Picture"/>
+                    <pic:cNvPr descr="/home/gpca/daltoolboxdp/examples/timeseries/doc/13_ts_lstm_files/caa9dcb615a369dcb667d3b4e7091bfaa9a38202.png" id="14" name="Picture"/>
                     <pic:cNvPicPr>
                       <a:picLocks noChangeArrowheads="1" noChangeAspect="1"/>
                     </pic:cNvPicPr>
@@ -3105,7 +3069,7 @@
               <a:graphicData uri="http://schemas.openxmlformats.org/drawingml/2006/picture">
                 <pic:pic>
                   <pic:nvPicPr>
-                    <pic:cNvPr descr="C:\Git\dal\daltoolboxdp\examples\timeseries\doc\13_ts_lstm_files/10c0821b41e1fec072e728cd9dd4e529194b1383.png" id="17" name="Picture"/>
+                    <pic:cNvPr descr="/home/gpca/daltoolboxdp/examples/timeseries/doc/13_ts_lstm_files/f2b7ab62a0741e16ca689f6c46004293de6b174f.png" id="17" name="Picture"/>
                     <pic:cNvPicPr>
                       <a:picLocks noChangeArrowheads="1" noChangeAspect="1"/>
                     </pic:cNvPicPr>
